--- a/test/Тест-план.docx
+++ b/test/Тест-план.docx
@@ -246,6 +246,9 @@
     </w:p>
     <w:p>
       <w:pPr>
+        <w:tabs>
+          <w:tab w:val="left" w:pos="5850"/>
+        </w:tabs>
         <w:jc w:val="both"/>
         <w:rPr>
           <w:rFonts w:ascii="Times New Roman" w:hAnsi="Times New Roman"/>
@@ -1700,28 +1703,6 @@
       </w:r>
       <w:bookmarkStart w:id="0" w:name="_GoBack"/>
       <w:bookmarkEnd w:id="0"/>
-    </w:p>
-    <w:p>
-      <w:pPr>
-        <w:tabs>
-          <w:tab w:val="left" w:pos="5850"/>
-        </w:tabs>
-        <w:ind w:left="360"/>
-        <w:jc w:val="both"/>
-        <w:rPr>
-          <w:rFonts w:ascii="Times New Roman" w:hAnsi="Times New Roman"/>
-          <w:sz w:val="28"/>
-          <w:szCs w:val="28"/>
-        </w:rPr>
-      </w:pPr>
-      <w:r>
-        <w:rPr>
-          <w:rFonts w:ascii="Times New Roman" w:hAnsi="Times New Roman"/>
-          <w:sz w:val="28"/>
-          <w:szCs w:val="28"/>
-        </w:rPr>
-        <w:tab/>
-      </w:r>
     </w:p>
     <w:sectPr>
       <w:pgSz w:w="11906" w:h="16838"/>

--- a/test/Тест-план.docx
+++ b/test/Тест-план.docx
@@ -1289,8 +1289,10 @@
           <w:sz w:val="28"/>
           <w:szCs w:val="28"/>
         </w:rPr>
-        <w:t>Тест 3</w:t>
-      </w:r>
+        <w:t>Тест 4</w:t>
+      </w:r>
+      <w:bookmarkStart w:id="0" w:name="_GoBack"/>
+      <w:bookmarkEnd w:id="0"/>
       <w:r>
         <w:rPr>
           <w:rFonts w:ascii="Times New Roman" w:hAnsi="Times New Roman" w:cs="Times New Roman"/>
@@ -1701,8 +1703,6 @@
         </w:rPr>
         <w:t>Убедиться, что файл содержит читаемые данные о перелётах, введённых пользователем.</w:t>
       </w:r>
-      <w:bookmarkStart w:id="0" w:name="_GoBack"/>
-      <w:bookmarkEnd w:id="0"/>
     </w:p>
     <w:sectPr>
       <w:pgSz w:w="11906" w:h="16838"/>
